--- a/docs/prd-docx-v2/管理员端App/订单管理.docx
+++ b/docs/prd-docx-v2/管理员端App/订单管理.docx
@@ -1702,7 +1702,7 @@
                 <w:rFonts w:ascii="宋体" w:hAnsi="宋体" w:eastAsia="宋体"/>
                 <w:sz w:val="21"/>
               </w:rPr>
-              <w:t>`orders`</w:t>
+              <w:t>业务数据</w:t>
             </w:r>
           </w:p>
         </w:tc>
@@ -1716,7 +1716,7 @@
                 <w:rFonts w:ascii="宋体" w:hAnsi="宋体" w:eastAsia="宋体"/>
                 <w:sz w:val="21"/>
               </w:rPr>
-              <w:t>`mock-data.js`</w:t>
+              <w:t>原型数据</w:t>
             </w:r>
           </w:p>
         </w:tc>
@@ -1746,7 +1746,7 @@
                 <w:rFonts w:ascii="宋体" w:hAnsi="宋体" w:eastAsia="宋体"/>
                 <w:sz w:val="21"/>
               </w:rPr>
-              <w:t>`providers`</w:t>
+              <w:t>业务数据</w:t>
             </w:r>
           </w:p>
         </w:tc>
@@ -1760,7 +1760,7 @@
                 <w:rFonts w:ascii="宋体" w:hAnsi="宋体" w:eastAsia="宋体"/>
                 <w:sz w:val="21"/>
               </w:rPr>
-              <w:t>`mock-data.js`</w:t>
+              <w:t>原型数据</w:t>
             </w:r>
           </w:p>
         </w:tc>
@@ -1804,7 +1804,7 @@
                 <w:rFonts w:ascii="宋体" w:hAnsi="宋体" w:eastAsia="宋体"/>
                 <w:sz w:val="21"/>
               </w:rPr>
-              <w:t>`mock-data.js`</w:t>
+              <w:t>原型数据</w:t>
             </w:r>
           </w:p>
         </w:tc>
@@ -1848,7 +1848,7 @@
                 <w:rFonts w:ascii="宋体" w:hAnsi="宋体" w:eastAsia="宋体"/>
                 <w:sz w:val="21"/>
               </w:rPr>
-              <w:t>`mock-data.js`</w:t>
+              <w:t>原型数据</w:t>
             </w:r>
           </w:p>
         </w:tc>
@@ -1892,7 +1892,7 @@
                 <w:rFonts w:ascii="宋体" w:hAnsi="宋体" w:eastAsia="宋体"/>
                 <w:sz w:val="21"/>
               </w:rPr>
-              <w:t>`mock-data.js` / 用户输入</w:t>
+              <w:t>`原型数据` / 用户输入</w:t>
             </w:r>
           </w:p>
         </w:tc>
@@ -1936,7 +1936,7 @@
                 <w:rFonts w:ascii="宋体" w:hAnsi="宋体" w:eastAsia="宋体"/>
                 <w:sz w:val="21"/>
               </w:rPr>
-              <w:t>`mock-data.js` / `mobile-app.js`</w:t>
+              <w:t>`原型数据` / `mobile-app.js`</w:t>
             </w:r>
           </w:p>
         </w:tc>
@@ -1980,7 +1980,7 @@
                 <w:rFonts w:ascii="宋体" w:hAnsi="宋体" w:eastAsia="宋体"/>
                 <w:sz w:val="21"/>
               </w:rPr>
-              <w:t>`mobile-app.js`</w:t>
+              <w:t>页面逻辑</w:t>
             </w:r>
           </w:p>
         </w:tc>
@@ -2024,7 +2024,7 @@
                 <w:rFonts w:ascii="宋体" w:hAnsi="宋体" w:eastAsia="宋体"/>
                 <w:sz w:val="21"/>
               </w:rPr>
-              <w:t>`mobile-app.js`</w:t>
+              <w:t>页面逻辑</w:t>
             </w:r>
           </w:p>
         </w:tc>
@@ -2160,7 +2160,7 @@
           <w:rFonts w:ascii="宋体" w:hAnsi="宋体" w:eastAsia="宋体"/>
           <w:sz w:val="21"/>
         </w:rPr>
-        <w:t>- 默认分类为 `service`（服务订单）。 - 分类状态保存在 `state.adminOrders.category` 中。  ---</w:t>
+        <w:t>- 默认分类为 `service`（服务订单）。 - 分类状态保存在 `页面状态` 中。  ---</w:t>
       </w:r>
     </w:p>
     <w:p>
@@ -2517,7 +2517,7 @@
           <w:rFonts w:ascii="宋体" w:hAnsi="宋体" w:eastAsia="宋体"/>
           <w:sz w:val="21"/>
         </w:rPr>
-        <w:t>- 发货表单由 `renderAdminShippingForm()` 渲染，提交后更新订单状态为"待收货"。 - 物流信息保存到订单对象的 `shippingCompany`、`shippingNo`、`shippingRemark` 字段。  ---</w:t>
+        <w:t>- 发货表单由 `页面渲染` 渲染，提交后更新订单状态为"待收货"。 - 物流信息保存到订单对象的 `shippingCompany`、`shippingNo`、`shippingRemark` 字段。  ---</w:t>
       </w:r>
     </w:p>
     <w:p>
